--- a/rapports_issues/07_01_2026/JP_ADAMA/issu_EQ39_sup_143201010001.docx
+++ b/rapports_issues/07_01_2026/JP_ADAMA/issu_EQ39_sup_143201010001.docx
@@ -25,7 +25,7 @@
         <w:br/>
         <w:t>Grappe: 143201010001</w:t>
         <w:br/>
-        <w:t>Date: 07/01/2026 a 08:21</w:t>
+        <w:t>Date: 07/01/2026 a 08:32</w:t>
       </w:r>
     </w:p>
     <w:p/>
